--- a/Datadog.docx
+++ b/Datadog.docx
@@ -17,7 +17,7 @@
     </w:p>
     <w:p>
       <w:r>
-        <w:t xml:space="preserve">  API test name </w:t>
+        <w:t xml:space="preserve">API test name </w:t>
       </w:r>
     </w:p>
     <w:p>
@@ -64,7 +64,7 @@
     </w:p>
     <w:p>
       <w:r>
-        <w:t xml:space="preserve">  PASS status </w:t>
+        <w:t xml:space="preserve">  PASS status </w:t>
       </w:r>
     </w:p>
     <w:p/>
@@ -112,7 +112,7 @@
     </w:p>
     <w:p>
       <w:r>
-        <w:t xml:space="preserve">  Response time graph </w:t>
+        <w:t xml:space="preserve">  Response time graph </w:t>
       </w:r>
     </w:p>
     <w:p>
@@ -161,6 +161,9 @@
     <w:p/>
     <w:p>
       <w:r>
+        <w:rPr>
+          <w:noProof/>
+        </w:rPr>
         <w:drawing>
           <wp:inline distT="0" distB="0" distL="0" distR="0" wp14:anchorId="74BC754D" wp14:editId="360FE237">
             <wp:extent cx="5943600" cy="1306195"/>
@@ -200,7 +203,7 @@
     </w:p>
     <w:p>
       <w:r>
-        <w:t>  Dashboard widget</w:t>
+        <w:t xml:space="preserve">  Dashboard widget</w:t>
       </w:r>
     </w:p>
     <w:p/>
